--- a/docs/he-thong/Trang-thai-chung-tu.docx
+++ b/docs/he-thong/Trang-thai-chung-tu.docx
@@ -3509,6 +3509,60 @@
               <w:pStyle w:val="TableText"/>
             </w:pPr>
             <w:r>
+              <w:t xml:space="preserve">Khôi phục (Hủy → Lập chứng từ)</w:t>
+            </w:r>
+          </w:p>
+        </w:tc>
+        <w:tc>
+          <w:tcPr>
+            <w:tcW w:w="5672" w:type="dxa"/>
+            <w:tcMar>
+              <w:top w:w="70" w:type="dxa"/>
+              <w:left w:w="100" w:type="dxa"/>
+              <w:bottom w:w="70" w:type="dxa"/>
+              <w:right w:w="100" w:type="dxa"/>
+            </w:tcMar>
+          </w:tcPr>
+          <w:p>
+            <w:pPr>
+              <w:pStyle w:val="TableText"/>
+            </w:pPr>
+            <w:r>
+              <w:t xml:space="preserve">Chỉ phiếu đã hủy; cần </w:t>
+            </w:r>
+            <w:r>
+              <w:rPr>
+                <w:rFonts w:ascii="Consolas" w:hAnsi="Consolas" w:cs="Consolas"/>
+                <w:color w:val="164E63"/>
+                <w:sz w:val="19"/>
+              </w:rPr>
+              <w:t xml:space="preserve">ST_CANCELLED</w:t>
+            </w:r>
+            <w:r>
+              <w:t xml:space="preserve"> của đơn vị (ai hủy được thì khôi phục được)</w:t>
+            </w:r>
+          </w:p>
+        </w:tc>
+      </w:tr>
+      <w:tr>
+        <w:trPr>
+          <w:cantSplit/>
+        </w:trPr>
+        <w:tc>
+          <w:tcPr>
+            <w:tcW w:w="3687" w:type="dxa"/>
+            <w:tcMar>
+              <w:top w:w="70" w:type="dxa"/>
+              <w:left w:w="100" w:type="dxa"/>
+              <w:bottom w:w="70" w:type="dxa"/>
+              <w:right w:w="100" w:type="dxa"/>
+            </w:tcMar>
+          </w:tcPr>
+          <w:p>
+            <w:pPr>
+              <w:pStyle w:val="TableText"/>
+            </w:pPr>
+            <w:r>
               <w:t xml:space="preserve">Lưu thẳng ở trạng thái (</w:t>
             </w:r>
             <w:r>
@@ -4359,7 +4413,77 @@
         <w:pStyle w:val="ListParagraph"/>
       </w:pPr>
       <w:r>
-        <w:t xml:space="preserve">• Quyền "mở lại phiếu đã hủy" chưa có (chưa có thao tác mở lại).</w:t>
+        <w:t xml:space="preserve">• </w:t>
+      </w:r>
+      <w:r>
+        <w:rPr>
+          <w:b/>
+        </w:rPr>
+        <w:t xml:space="preserve">Khôi phục phiếu đã hủy</w:t>
+      </w:r>
+      <w:r>
+        <w:t xml:space="preserve"> (</w:t>
+      </w:r>
+      <w:r>
+        <w:rPr>
+          <w:rFonts w:ascii="Consolas" w:hAnsi="Consolas" w:cs="Consolas"/>
+          <w:color w:val="164E63"/>
+          <w:sz w:val="19"/>
+        </w:rPr>
+        <w:t xml:space="preserve">DocumentAction.Reopen</w:t>
+      </w:r>
+      <w:r>
+        <w:t xml:space="preserve">, nút "Khôi phục" trên danh sách): đưa phiếu về Lập chứng từ để sửa và duyệt lại, dùng quyền </w:t>
+      </w:r>
+      <w:r>
+        <w:rPr>
+          <w:rFonts w:ascii="Consolas" w:hAnsi="Consolas" w:cs="Consolas"/>
+          <w:color w:val="164E63"/>
+          <w:sz w:val="19"/>
+        </w:rPr>
+        <w:t xml:space="preserve">ST_CANCELLED</w:t>
+      </w:r>
+      <w:r>
+        <w:t xml:space="preserve">. Kỳ phải chưa khóa; phiếu có dòng lấy từ phiếu khác (phiếu xuất lấy từ yêu cầu, phiếu nhập lấy từ đơn mua, đơn mua lấy từ yêu cầu mua, phiếu xuất / nhập điều chuyển) chỉ khôi phục được khi phiếu nguồn còn hiệu lực và còn đủ số lượng cho các dòng đó (</w:t>
+      </w:r>
+      <w:r>
+        <w:rPr>
+          <w:rFonts w:ascii="Consolas" w:hAnsi="Consolas" w:cs="Consolas"/>
+          <w:color w:val="164E63"/>
+          <w:sz w:val="19"/>
+        </w:rPr>
+        <w:t xml:space="preserve">reopen.sourceNotReady</w:t>
+      </w:r>
+      <w:r>
+        <w:t xml:space="preserve">, </w:t>
+      </w:r>
+      <w:r>
+        <w:rPr>
+          <w:rFonts w:ascii="Consolas" w:hAnsi="Consolas" w:cs="Consolas"/>
+          <w:color w:val="164E63"/>
+          <w:sz w:val="19"/>
+        </w:rPr>
+        <w:t xml:space="preserve">reopen.exceedsSource</w:t>
+      </w:r>
+      <w:r>
+        <w:t xml:space="preserve">). Vòng duyệt cũ không tính: gửi duyệt lại bắt đầu vòng mới.</w:t>
+      </w:r>
+    </w:p>
+    <w:p>
+      <w:pPr>
+        <w:pStyle w:val="ListParagraph"/>
+      </w:pPr>
+      <w:r>
+        <w:t xml:space="preserve">• </w:t>
+      </w:r>
+      <w:r>
+        <w:rPr>
+          <w:b/>
+        </w:rPr>
+        <w:t xml:space="preserve">Hỏi xác nhận</w:t>
+      </w:r>
+      <w:r>
+        <w:t xml:space="preserve">: nút Hủy và Bỏ ghi sổ trên danh sách hiện hộp xác nhận trước khi thực hiện (Xóa vốn đã có hộp xác nhận).</w:t>
       </w:r>
     </w:p>
     <w:p>
@@ -4406,7 +4530,7 @@
         <w:color w:val="667788"/>
         <w:sz w:val="17"/>
       </w:rPr>
-      <w:t xml:space="preserve">S-ERP — Trạng thái chứng từ · Trang </w:t>
+      <w:t xml:space="preserve">S-ERP - Trạng thái chứng từ · Trang </w:t>
     </w:r>
     <w:fldSimple w:instr="PAGE"/>
   </w:p>
